--- a/episodes/The_Dark_Rise_Episode_19.docx
+++ b/episodes/The_Dark_Rise_Episode_19.docx
@@ -259,7 +259,7 @@
           <w:sz w:val="24"/>
           <w:szCs w:val="24"/>
         </w:rPr>
-        <w:t xml:space="preserve">Beneath the ak-pu roots, the entity reviewed the day's yield with the same unhurried satisfaction a careful trader takes in counting a harvest larger than expected.</w:t>
+        <w:t xml:space="preserve">Beneath the iroko roots, the entity reviewed the day's yield with the same unhurried satisfaction a careful trader takes in counting a harvest larger than expected.</w:t>
       </w:r>
     </w:p>
     <w:p>

--- a/episodes/The_Dark_Rise_Episode_19.docx
+++ b/episodes/The_Dark_Rise_Episode_19.docx
@@ -126,20 +126,7 @@
     </w:p>
     <w:p>
       <w:pPr>
-        <w:spacing w:after="0" w:line="360"/>
-      </w:pPr>
-      <w:r>
-        <w:rPr>
-          <w:rFonts w:ascii="Georgia" w:hAnsi="Georgia" w:cs="Georgia"/>
-          <w:sz w:val="24"/>
-          <w:szCs w:val="24"/>
-        </w:rPr>
-        <w:t xml:space="preserve"/>
-      </w:r>
-    </w:p>
-    <w:p>
-      <w:pPr>
-        <w:spacing w:after="60" w:line="360"/>
+        <w:spacing w:after="60" w:line="360" w:before="480"/>
         <w:ind w:firstLine="360"/>
       </w:pPr>
       <w:r>
@@ -237,20 +224,7 @@
     </w:p>
     <w:p>
       <w:pPr>
-        <w:spacing w:after="0" w:line="360"/>
-      </w:pPr>
-      <w:r>
-        <w:rPr>
-          <w:rFonts w:ascii="Georgia" w:hAnsi="Georgia" w:cs="Georgia"/>
-          <w:sz w:val="24"/>
-          <w:szCs w:val="24"/>
-        </w:rPr>
-        <w:t xml:space="preserve"/>
-      </w:r>
-    </w:p>
-    <w:p>
-      <w:pPr>
-        <w:spacing w:after="60" w:line="360"/>
+        <w:spacing w:after="60" w:line="360" w:before="480"/>
         <w:ind w:firstLine="360"/>
       </w:pPr>
       <w:r>
@@ -306,20 +280,7 @@
     </w:p>
     <w:p>
       <w:pPr>
-        <w:spacing w:after="0" w:line="360"/>
-      </w:pPr>
-      <w:r>
-        <w:rPr>
-          <w:rFonts w:ascii="Georgia" w:hAnsi="Georgia" w:cs="Georgia"/>
-          <w:sz w:val="24"/>
-          <w:szCs w:val="24"/>
-        </w:rPr>
-        <w:t xml:space="preserve"/>
-      </w:r>
-    </w:p>
-    <w:p>
-      <w:pPr>
-        <w:spacing w:after="60" w:line="360"/>
+        <w:spacing w:after="60" w:line="360" w:before="480"/>
         <w:ind w:firstLine="360"/>
       </w:pPr>
       <w:r>
@@ -333,15 +294,16 @@
     </w:p>
     <w:p>
       <w:pPr>
-        <w:spacing w:after="0" w:line="360"/>
-      </w:pPr>
-      <w:r>
-        <w:rPr>
-          <w:rFonts w:ascii="Georgia" w:hAnsi="Georgia" w:cs="Georgia"/>
-          <w:sz w:val="24"/>
-          <w:szCs w:val="24"/>
-        </w:rPr>
-        <w:t xml:space="preserve"/>
+        <w:spacing w:after="60" w:line="360" w:before="480"/>
+        <w:ind w:firstLine="360"/>
+      </w:pPr>
+      <w:r>
+        <w:rPr>
+          <w:rFonts w:ascii="Georgia" w:hAnsi="Georgia" w:cs="Georgia"/>
+          <w:sz w:val="24"/>
+          <w:szCs w:val="24"/>
+        </w:rPr>
+        <w:t xml:space="preserve">In Oso, the ledger voice counted what remained.</w:t>
       </w:r>
     </w:p>
     <w:p>
@@ -357,25 +319,12 @@
           <w:bCs/>
           <w:caps/>
         </w:rPr>
-        <w:t xml:space="preserve">VILLAGE LEADERSHIP: DESTABILIZED, NO ORGANIZING AUTHORITY REMAINING. REMAINING THREADS: UNDEFENDED. VESSEL: FIRST RECIPROCAL CONTACT OBSERVED.</w:t>
-      </w:r>
-    </w:p>
-    <w:p>
-      <w:pPr>
-        <w:spacing w:after="0" w:line="360"/>
-      </w:pPr>
-      <w:r>
-        <w:rPr>
-          <w:rFonts w:ascii="Georgia" w:hAnsi="Georgia" w:cs="Georgia"/>
-          <w:sz w:val="24"/>
-          <w:szCs w:val="24"/>
-        </w:rPr>
-        <w:t xml:space="preserve"/>
-      </w:r>
-    </w:p>
-    <w:p>
-      <w:pPr>
-        <w:spacing w:after="60" w:line="360"/>
+        <w:t xml:space="preserve">Village leadership: destabilized, no organizing authority remaining. Remaining threads: undefended. Vessel: first reciprocal contact observed.</w:t>
+      </w:r>
+    </w:p>
+    <w:p>
+      <w:pPr>
+        <w:spacing w:after="60" w:line="360" w:before="480"/>
         <w:ind w:firstLine="360"/>
       </w:pPr>
       <w:r>
@@ -459,20 +408,7 @@
     </w:p>
     <w:p>
       <w:pPr>
-        <w:spacing w:after="0" w:line="360"/>
-      </w:pPr>
-      <w:r>
-        <w:rPr>
-          <w:rFonts w:ascii="Georgia" w:hAnsi="Georgia" w:cs="Georgia"/>
-          <w:sz w:val="24"/>
-          <w:szCs w:val="24"/>
-        </w:rPr>
-        <w:t xml:space="preserve"/>
-      </w:r>
-    </w:p>
-    <w:p>
-      <w:pPr>
-        <w:spacing w:after="60" w:line="360"/>
+        <w:spacing w:after="60" w:line="360" w:before="480"/>
         <w:ind w:firstLine="360"/>
       </w:pPr>
       <w:r>
@@ -528,20 +464,7 @@
     </w:p>
     <w:p>
       <w:pPr>
-        <w:spacing w:after="0" w:line="360"/>
-      </w:pPr>
-      <w:r>
-        <w:rPr>
-          <w:rFonts w:ascii="Georgia" w:hAnsi="Georgia" w:cs="Georgia"/>
-          <w:sz w:val="24"/>
-          <w:szCs w:val="24"/>
-        </w:rPr>
-        <w:t xml:space="preserve"/>
-      </w:r>
-    </w:p>
-    <w:p>
-      <w:pPr>
-        <w:spacing w:after="60" w:line="360"/>
+        <w:spacing w:after="60" w:line="360" w:before="480"/>
         <w:ind w:firstLine="360"/>
       </w:pPr>
       <w:r>
@@ -565,19 +488,6 @@
           <w:szCs w:val="24"/>
         </w:rPr>
         <w:t xml:space="preserve">It was, he decided, turning his cart back onto the northward road, exactly the kind of story that traveled well, the kind that grew a little larger and a little stranger at every fire it was told beside, long before it ever reached anyone who might have known what to do with the truth of it.</w:t>
-      </w:r>
-    </w:p>
-    <w:p>
-      <w:pPr>
-        <w:spacing w:after="0" w:line="360"/>
-      </w:pPr>
-      <w:r>
-        <w:rPr>
-          <w:rFonts w:ascii="Georgia" w:hAnsi="Georgia" w:cs="Georgia"/>
-          <w:sz w:val="24"/>
-          <w:szCs w:val="24"/>
-        </w:rPr>
-        <w:t xml:space="preserve"/>
       </w:r>
     </w:p>
     <w:sectPr>
